--- a/klagomål/A 3700-2021 FSC-klagomål.docx
+++ b/klagomål/A 3700-2021 FSC-klagomål.docx
@@ -763,7 +763,7 @@
     <w:r>
       <w:tab/>
       <w:tab/>
-      <w:t>2026-01-14</w:t>
+      <w:t>2026-01-15</w:t>
       <w:br/>
       <w:br/>
     </w:r>

--- a/klagomål/A 3700-2021 FSC-klagomål.docx
+++ b/klagomål/A 3700-2021 FSC-klagomål.docx
@@ -763,7 +763,7 @@
     <w:r>
       <w:tab/>
       <w:tab/>
-      <w:t>2026-01-15</w:t>
+      <w:t>2026-01-16</w:t>
       <w:br/>
       <w:br/>
     </w:r>

--- a/klagomål/A 3700-2021 FSC-klagomål.docx
+++ b/klagomål/A 3700-2021 FSC-klagomål.docx
@@ -763,7 +763,7 @@
     <w:r>
       <w:tab/>
       <w:tab/>
-      <w:t>2026-01-16</w:t>
+      <w:t>2026-01-17</w:t>
       <w:br/>
       <w:br/>
     </w:r>

--- a/klagomål/A 3700-2021 FSC-klagomål.docx
+++ b/klagomål/A 3700-2021 FSC-klagomål.docx
@@ -763,7 +763,7 @@
     <w:r>
       <w:tab/>
       <w:tab/>
-      <w:t>2026-01-17</w:t>
+      <w:t>2026-01-18</w:t>
       <w:br/>
       <w:br/>
     </w:r>

--- a/klagomål/A 3700-2021 FSC-klagomål.docx
+++ b/klagomål/A 3700-2021 FSC-klagomål.docx
@@ -763,7 +763,7 @@
     <w:r>
       <w:tab/>
       <w:tab/>
-      <w:t>2026-01-18</w:t>
+      <w:t>2026-01-19</w:t>
       <w:br/>
       <w:br/>
     </w:r>

--- a/klagomål/A 3700-2021 FSC-klagomål.docx
+++ b/klagomål/A 3700-2021 FSC-klagomål.docx
@@ -763,7 +763,7 @@
     <w:r>
       <w:tab/>
       <w:tab/>
-      <w:t>2026-01-19</w:t>
+      <w:t>2026-01-20</w:t>
       <w:br/>
       <w:br/>
     </w:r>

--- a/klagomål/A 3700-2021 FSC-klagomål.docx
+++ b/klagomål/A 3700-2021 FSC-klagomål.docx
@@ -763,7 +763,7 @@
     <w:r>
       <w:tab/>
       <w:tab/>
-      <w:t>2026-01-20</w:t>
+      <w:t>2026-01-21</w:t>
       <w:br/>
       <w:br/>
     </w:r>

--- a/klagomål/A 3700-2021 FSC-klagomål.docx
+++ b/klagomål/A 3700-2021 FSC-klagomål.docx
@@ -763,7 +763,7 @@
     <w:r>
       <w:tab/>
       <w:tab/>
-      <w:t>2026-01-21</w:t>
+      <w:t>2026-01-23</w:t>
       <w:br/>
       <w:br/>
     </w:r>

--- a/klagomål/A 3700-2021 FSC-klagomål.docx
+++ b/klagomål/A 3700-2021 FSC-klagomål.docx
@@ -763,7 +763,7 @@
     <w:r>
       <w:tab/>
       <w:tab/>
-      <w:t>2026-01-23</w:t>
+      <w:t>2026-01-24</w:t>
       <w:br/>
       <w:br/>
     </w:r>

--- a/klagomål/A 3700-2021 FSC-klagomål.docx
+++ b/klagomål/A 3700-2021 FSC-klagomål.docx
@@ -763,7 +763,7 @@
     <w:r>
       <w:tab/>
       <w:tab/>
-      <w:t>2026-01-24</w:t>
+      <w:t>2026-01-25</w:t>
       <w:br/>
       <w:br/>
     </w:r>

--- a/klagomål/A 3700-2021 FSC-klagomål.docx
+++ b/klagomål/A 3700-2021 FSC-klagomål.docx
@@ -763,7 +763,7 @@
     <w:r>
       <w:tab/>
       <w:tab/>
-      <w:t>2026-01-25</w:t>
+      <w:t>2026-01-26</w:t>
       <w:br/>
       <w:br/>
     </w:r>
